--- a/companies/ashcombe-advisory/Engagements/Kirby-Taylor/2022.05.01 - Kickoff Memo - Media Relations Program.docx
+++ b/companies/ashcombe-advisory/Engagements/Kirby-Taylor/2022.05.01 - Kickoff Memo - Media Relations Program.docx
@@ -3,27 +3,20 @@
 <w:document xmlns:wpc="http://schemas.microsoft.com/office/word/2010/wordprocessingCanvas" xmlns:mo="http://schemas.microsoft.com/office/mac/office/2008/main" xmlns:mc="http://schemas.openxmlformats.org/markup-compatibility/2006" xmlns:mv="urn:schemas-microsoft-com:mac:vml" xmlns:o="urn:schemas-microsoft-com:office:office" xmlns:r="http://schemas.openxmlformats.org/officeDocument/2006/relationships" xmlns:m="http://schemas.openxmlformats.org/officeDocument/2006/math" xmlns:v="urn:schemas-microsoft-com:vml" xmlns:wp14="http://schemas.microsoft.com/office/word/2010/wordprocessingDrawing" xmlns:wp="http://schemas.openxmlformats.org/drawingml/2006/wordprocessingDrawing" xmlns:w10="urn:schemas-microsoft-com:office:word" xmlns:w="http://schemas.openxmlformats.org/wordprocessingml/2006/main" xmlns:w14="http://schemas.microsoft.com/office/word/2010/wordml" xmlns:wpg="http://schemas.microsoft.com/office/word/2010/wordprocessingGroup" xmlns:wpi="http://schemas.microsoft.com/office/word/2010/wordprocessingInk" xmlns:wne="http://schemas.microsoft.com/office/word/2006/wordml" xmlns:wps="http://schemas.microsoft.com/office/word/2010/wordprocessingShape" mc:Ignorable="w14 wp14">
   <w:body>
     <w:p>
+      <w:pPr>
+        <w:pStyle w:val="Heading1"/>
+      </w:pPr>
       <w:r>
-        <w:t>To: Engagement team, Kirby-Taylor media relations program</w:t>
-        <w:br/>
-        <w:t>From: Laura Bradley</w:t>
-        <w:br/>
-        <w:t>Re: Kickoff, and how we will run it</w:t>
+        <w:t>Kickoff: Kirby-Taylor media relations program</w:t>
       </w:r>
     </w:p>
     <w:p>
       <w:r>
-        <w:t>Here is where we are pointed, so we all start facing the same way. We are underway on the media relations program for Kirby-Taylor, with our start set at April 28, 2022, and our job over the coming months is to give the company a clear, defensible story for the reporters who cover it. Success looks quiet: the announcements land as the company means them to, and we are never caught reacting to a story we should have seen coming.</w:t>
-      </w:r>
-    </w:p>
-    <w:p>
-      <w:r>
-        <w:t>That comes down to the right press list, talking points we can all speak from, a financial summary that holds up to a hard look, and steady coordination with the client through the announcements ahead. None of this is new to us. It is worth naming once, though, so nobody waits on a hand-off that was never assigned.</w:t>
-      </w:r>
-    </w:p>
-    <w:p>
-      <w:r>
-        <w:t>A word on how we will run it. The program lives mostly in email, so we keep one thread per topic, we copy each other so any of us can pick up a question, and we log what we send the client so the record stays in order as the volume grows. Anything sensitive, and the sharper announcements will be, goes to Julie before it reaches the press, so please send it my way or hers if you are unsure whether it needs a partner's eye.</w:t>
+        <w:t>To: Michael Morris; Kimberly Le; Melissa Zimmerman</w:t>
+        <w:br/>
+        <w:t>From: Laura Bradley</w:t>
+        <w:br/>
+        <w:t>Re: How we will run the Kirby-Taylor program</w:t>
       </w:r>
     </w:p>
     <w:p>
@@ -31,7 +24,35 @@
         <w:pStyle w:val="Heading2"/>
       </w:pPr>
       <w:r>
-        <w:t>Where the work sits</w:t>
+        <w:t>Where we are starting</w:t>
+      </w:r>
+    </w:p>
+    <w:p>
+      <w:r>
+        <w:t>We are under way. The media relations program for Kirby-Taylor opened on April 28, 2022, and the countersigned letter is in the engagement folder.</w:t>
+      </w:r>
+    </w:p>
+    <w:p>
+      <w:r>
+        <w:t>By the end of the engagement, Kirby-Taylor should have press materials it trusts, a working relationship with the reporters who cover its sector, and spokespeople who are at ease taking their calls. The early weeks are for listening and preparation. We pitch nothing until the materials are approved.</w:t>
+      </w:r>
+    </w:p>
+    <w:p>
+      <w:r>
+        <w:t>Sandra Mcdaniel, Director of Operations, is our contact at the client. She approves everything before it goes out, and she has asked for one consolidated draft at a time. We will hold ourselves to that.</w:t>
+      </w:r>
+    </w:p>
+    <w:p>
+      <w:pPr>
+        <w:pStyle w:val="Heading2"/>
+      </w:pPr>
+      <w:r>
+        <w:t>Five strands of work</w:t>
+      </w:r>
+    </w:p>
+    <w:p>
+      <w:r>
+        <w:t>The strands overlap. The first two feed everything after them, so they start now.</w:t>
       </w:r>
     </w:p>
     <w:p>
@@ -39,7 +60,7 @@
         <w:pStyle w:val="ListBullet"/>
       </w:pPr>
       <w:r>
-        <w:t>Media strategy and outreach. I hold the overall plan and the press list, and I keep our approach to each outlet consistent so we are not saying one thing to a trade desk and another to a wire.</w:t>
+        <w:t>Coverage baseline, Kimberly Le. A review of how the company has been covered in print, online, and on social channels, with daily monitoring running from the first week. This is the yardstick we will report against.</w:t>
       </w:r>
     </w:p>
     <w:p>
@@ -47,7 +68,7 @@
         <w:pStyle w:val="ListBullet"/>
       </w:pPr>
       <w:r>
-        <w:t>Coverage and talking points. Kimberly Le tracks how the company is being written about now and drafts the talking points, so we all speak from one page the moment a reporter calls, and she is our early read on where a story is likely to head.</w:t>
+        <w:t>Background and benchmarking, Melissa Zimmerman. How peer companies are covered, which reporters write about the sector, and a fact base built from what the company has already said in public. Every pitch has to agree with it.</w:t>
       </w:r>
     </w:p>
     <w:p>
@@ -55,7 +76,7 @@
         <w:pStyle w:val="ListBullet"/>
       </w:pPr>
       <w:r>
-        <w:t>Financial summary. Melissa Zimmerman assembles the figures and the fact sheet, and she checks every number against its source before it leaves us; nothing the client can point at should ever be a figure we cannot defend.</w:t>
+        <w:t>Press materials, Laura Bradley. Backgrounder, fact sheet, and spokesperson biographies, drafted from the baseline and the fact base, then taken through Sandra's approval.</w:t>
       </w:r>
     </w:p>
     <w:p>
@@ -63,7 +84,15 @@
         <w:pStyle w:val="ListBullet"/>
       </w:pPr>
       <w:r>
-        <w:t>Client coordination. Sandra Mcdaniel is our point of contact at Kirby-Taylor; approvals and scheduling on their side route through her, and we do not go around her.</w:t>
+        <w:t>Reporter list and outreach, Laura Bradley with Kimberly Le. Targets by beat, the angle we would offer each one, and an outreach schedule once the materials are signed off.</w:t>
+      </w:r>
+    </w:p>
+    <w:p>
+      <w:pPr>
+        <w:pStyle w:val="ListBullet"/>
+      </w:pPr>
+      <w:r>
+        <w:t>Spokesperson preparation, Michael Morris. A session with each executive before any interview is booked, supported by the briefing notes Kimberly prepares ahead of each call.</w:t>
       </w:r>
     </w:p>
     <w:p>
@@ -71,7 +100,35 @@
         <w:pStyle w:val="Heading2"/>
       </w:pPr>
       <w:r>
-        <w:t>What happens first</w:t>
+        <w:t>Approvals and review</w:t>
+      </w:r>
+    </w:p>
+    <w:p>
+      <w:r>
+        <w:t>Every draft goes to the client with a version label and one line stating what we are asking Sandra to approve. I will keep the approval log. If you are unsure whether something has been signed off, ask me before it goes anywhere.</w:t>
+      </w:r>
+    </w:p>
+    <w:p>
+      <w:r>
+        <w:t>Michael Morris will see the press materials and the outreach plan before either reaches the client. Status goes to Sandra on a single email thread, so the record of decisions stays in one place.</w:t>
+      </w:r>
+    </w:p>
+    <w:p>
+      <w:r>
+        <w:t>The disclosure point in the engagement letter applies to all of us. Nothing we offer a reporter may run ahead of what the company has said publicly. Melissa's fact base is our check on that, so if a pitch needs a figure or a claim that is not in it, come to me before drafting.</w:t>
+      </w:r>
+    </w:p>
+    <w:p>
+      <w:r>
+        <w:t>We will meet as a team once a week to go through the approval log and the latest coverage. I will send a standing calendar hold.</w:t>
+      </w:r>
+    </w:p>
+    <w:p>
+      <w:pPr>
+        <w:pStyle w:val="Heading2"/>
+      </w:pPr>
+      <w:r>
+        <w:t>For this week</w:t>
       </w:r>
     </w:p>
     <w:p>
@@ -79,7 +136,7 @@
         <w:pStyle w:val="ListBullet"/>
       </w:pPr>
       <w:r>
-        <w:t>1. Kimberly Le pulls a first read on the current coverage this week, so we begin from what is actually being said rather than what we assume.</w:t>
+        <w:t>Kimberly: set up monitoring on the company and its senior executives, and send round a first read of recent coverage.</w:t>
       </w:r>
     </w:p>
     <w:p>
@@ -87,7 +144,7 @@
         <w:pStyle w:val="ListBullet"/>
       </w:pPr>
       <w:r>
-        <w:t>2. Melissa Zimmerman opens the financial summary and flags early any figure she needs from the client to finish it.</w:t>
+        <w:t>Melissa: begin the peer coverage comparison, and gather the company's public statements from the past year into one document.</w:t>
       </w:r>
     </w:p>
     <w:p>
@@ -95,12 +152,20 @@
         <w:pStyle w:val="ListBullet"/>
       </w:pPr>
       <w:r>
-        <w:t>3. I set our first working call with Sandra Mcdaniel and send the invite round to the team once we have a time.</w:t>
+        <w:t>Michael: let me know when you could hold the first preparation sessions, so I can offer dates to the client.</w:t>
+      </w:r>
+    </w:p>
+    <w:p>
+      <w:pPr>
+        <w:pStyle w:val="ListBullet"/>
+      </w:pPr>
+      <w:r>
+        <w:t>Me: send Sandra our request for existing materials and spokesperson names, and set up the approval log in the folder.</w:t>
       </w:r>
     </w:p>
     <w:p>
       <w:r>
-        <w:t>Send me anything you want raised on that first call by Thursday, and flag now whatever you are unsure of, so we settle it between us before we sit down with the client. I will keep this thread as our home base for the program and post the call details here once Sandra Mcdaniel and I have a time. Thanks, all; we are in good shape to start.</w:t>
+        <w:t>The materials request comes first, because the baseline and the fact base both depend on it. Please send me anything you would like added to it early this week. It goes to Sandra as soon as I have your additions.</w:t>
       </w:r>
     </w:p>
     <w:sectPr>
